--- a/public/docs/saas-buildout/founding-ten/onboarding/MELISA_PILOT_ZERO_DEPLOYMENT_RUNBOOK.docx
+++ b/public/docs/saas-buildout/founding-ten/onboarding/MELISA_PILOT_ZERO_DEPLOYMENT_RUNBOOK.docx
@@ -2,7 +2,7 @@
 <file path=word/document.xml><?xml version="1.0" encoding="utf-8"?>
 <w:document xmlns:w="http://schemas.openxmlformats.org/wordprocessingml/2006/main" xmlns:m="http://schemas.openxmlformats.org/officeDocument/2006/math" xmlns:r="http://schemas.openxmlformats.org/officeDocument/2006/relationships" xmlns:o="urn:schemas-microsoft-com:office:office" xmlns:v="urn:schemas-microsoft-com:vml" xmlns:w10="urn:schemas-microsoft-com:office:word" xmlns:a="http://schemas.openxmlformats.org/drawingml/2006/main" xmlns:pic="http://schemas.openxmlformats.org/drawingml/2006/picture" xmlns:wp="http://schemas.openxmlformats.org/drawingml/2006/wordprocessingDrawing">
   <w:body>
-    <w:bookmarkStart w:id="31" w:name="melisa-pilot-zero-deployment-runbook"/>
+    <w:bookmarkStart w:id="33" w:name="melisa-pilot-zero-deployment-runbook"/>
     <w:p>
       <w:pPr>
         <w:pStyle w:val="Heading1"/>
@@ -26,7 +26,7 @@
         <w:t xml:space="preserve"> </w:t>
       </w:r>
       <w:r>
-        <w:t xml:space="preserve">DRAFT · Prepared 2026-07-01. Execute post-launch (Wk 2+ after Mon 13 Jul 2026 BR launch stabilises).</w:t>
+        <w:t xml:space="preserve">LIVE runbook · Substantially updated 2026-07-05 with everything shipped through Wk 27.</w:t>
       </w:r>
       <w:r>
         <w:t xml:space="preserve"> </w:t>
@@ -43,6 +43,22 @@
       </w:r>
       <w:r>
         <w:t xml:space="preserve">Kade.</w:t>
+      </w:r>
+      <w:r>
+        <w:t xml:space="preserve"> </w:t>
+      </w:r>
+      <w:r>
+        <w:rPr>
+          <w:b/>
+          <w:bCs/>
+        </w:rPr>
+        <w:t xml:space="preserve">Sequencing:</w:t>
+      </w:r>
+      <w:r>
+        <w:t xml:space="preserve"> </w:t>
+      </w:r>
+      <w:r>
+        <w:t xml:space="preserve">Execute post-launch (Wk 2+ after Mon 13 Jul 2026 BR launch stabilises).</w:t>
       </w:r>
     </w:p>
     <w:p>
@@ -75,7 +91,7 @@
         <w:t xml:space="preserve"> </w:t>
       </w:r>
       <w:r>
-        <w:t xml:space="preserve">§4 Phase 1: Melisa runs on a</w:t>
+        <w:t xml:space="preserve">§4 Phase 1: Melisa was originally scoped to run on a hand-gloved deployment with targeted branding override, before the full de-hardcode.</w:t>
       </w:r>
       <w:r>
         <w:t xml:space="preserve"> </w:t>
@@ -85,10 +101,13 @@
           <w:b/>
           <w:bCs/>
         </w:rPr>
-        <w:t xml:space="preserve">hand-gloved deployment with targeted branding override</w:t>
-      </w:r>
-      <w:r>
-        <w:t xml:space="preserve">, before the full de-hardcode. Multi-tenant DB is already there (coach_id + RLS); we just need to make her instance LOOK like hers, not BR.</w:t>
+        <w:t xml:space="preserve">As of 2026-07-05 that is no longer necessary.</w:t>
+      </w:r>
+      <w:r>
+        <w:t xml:space="preserve"> </w:t>
+      </w:r>
+      <w:r>
+        <w:t xml:space="preserve">De-hardcode is done, tenant_config is DB-backed with a full editor UI, custom-domain routing is shipped, per-tenant Stripe Connect + Twilio Subaccounts + Mode A+ doctrine tuning all live. Her deployment is now Shape B (single production deployment, multi-tenant), not Shape A (separate deploy).</w:t>
       </w:r>
     </w:p>
     <w:p>
@@ -113,13 +132,86 @@
         <w:t xml:space="preserve"> </w:t>
       </w:r>
       <w:r>
-        <w:t xml:space="preserve">1. Doctrine A — she runs BR’s doctrine branded as hers. NOT method-injection.</w:t>
-      </w:r>
-      <w:r>
-        <w:t xml:space="preserve"> </w:t>
-      </w:r>
-      <w:r>
-        <w:t xml:space="preserve">2. Multi-tenancy isn’t fully product-ised — her deployment is manual and careful.</w:t>
+        <w:t xml:space="preserve">1.</w:t>
+      </w:r>
+      <w:r>
+        <w:t xml:space="preserve"> </w:t>
+      </w:r>
+      <w:r>
+        <w:rPr>
+          <w:b/>
+          <w:bCs/>
+        </w:rPr>
+        <w:t xml:space="preserve">Doctrine A + Mode A+ overlay</w:t>
+      </w:r>
+      <w:r>
+        <w:t xml:space="preserve"> </w:t>
+      </w:r>
+      <w:r>
+        <w:t xml:space="preserve">— she runs BR’s doctrine branded as hers, with a partner-tuning overlay (voiceTone, bannedPhrases, terminologySubstitutions, coaching guidance). NOT full method-injection (Mode B).</w:t>
+      </w:r>
+      <w:r>
+        <w:t xml:space="preserve"> </w:t>
+      </w:r>
+      <w:r>
+        <w:t xml:space="preserve">2.</w:t>
+      </w:r>
+      <w:r>
+        <w:t xml:space="preserve"> </w:t>
+      </w:r>
+      <w:r>
+        <w:rPr>
+          <w:b/>
+          <w:bCs/>
+        </w:rPr>
+        <w:t xml:space="preserve">Multi-tenancy IS now product-ised</w:t>
+      </w:r>
+      <w:r>
+        <w:t xml:space="preserve"> </w:t>
+      </w:r>
+      <w:r>
+        <w:t xml:space="preserve">— most of the manual work from the original v0 runbook is now handled by the tenant seed SQL + the</w:t>
+      </w:r>
+      <w:r>
+        <w:t xml:space="preserve"> </w:t>
+      </w:r>
+      <w:hyperlink r:id="rId11">
+        <w:r>
+          <w:rPr>
+            <w:rStyle w:val="Hyperlink"/>
+          </w:rPr>
+          <w:t xml:space="preserve">Phase 2 Deployment Checklist</w:t>
+        </w:r>
+      </w:hyperlink>
+      <w:r>
+        <w:t xml:space="preserve">. This runbook is now a companion, not the whole story.</w:t>
+      </w:r>
+    </w:p>
+    <w:p>
+      <w:pPr>
+        <w:pStyle w:val="BodyText"/>
+      </w:pPr>
+      <w:r>
+        <w:t xml:space="preserve">Pre-built starting point:</w:t>
+      </w:r>
+      <w:r>
+        <w:t xml:space="preserve"> </w:t>
+      </w:r>
+      <w:hyperlink r:id="rId12">
+        <w:r>
+          <w:rPr>
+            <w:rStyle w:val="Hyperlink"/>
+            <w:b/>
+            <w:bCs/>
+          </w:rPr>
+          <w:t xml:space="preserve">../../../01_BODY_RECODE/06_SAAS_PLATFORM_BUILD/sql/2026-07-05_melisa_seed.sql</w:t>
+        </w:r>
+      </w:hyperlink>
+      <w:r>
+        <w:t xml:space="preserve"> </w:t>
+      </w:r>
+      <w:r>
+        <w:t xml:space="preserve">ships with Founding Ten Launch tier defaults, Yoga modality, and doctrine parameters pre-tuned for a warm/grounded/breath-forward voice. Fill placeholders + run to provision.</w:t>
       </w:r>
     </w:p>
     <w:p>
@@ -129,7 +221,7 @@
         </w:pict>
       </w:r>
     </w:p>
-    <w:bookmarkStart w:id="11" w:name="X4eb4462088a8a9c79f16de1da79415b2843bcd5"/>
+    <w:bookmarkStart w:id="13" w:name="X4eb4462088a8a9c79f16de1da79415b2843bcd5"/>
     <w:p>
       <w:pPr>
         <w:pStyle w:val="Heading2"/>
@@ -155,19 +247,32 @@
         </w:numPr>
       </w:pPr>
       <w:r>
-        <w:t xml:space="preserve">Founding Partner Agreement signed (one-pager pilot-grade — see</w:t>
-      </w:r>
-      <w:r>
-        <w:t xml:space="preserve"> </w:t>
-      </w:r>
-      <w:r>
-        <w:rPr>
-          <w:rStyle w:val="VerbatimChar"/>
-        </w:rPr>
-        <w:t xml:space="preserve">05_LEGAL/</w:t>
-      </w:r>
-      <w:r>
-        <w:t xml:space="preserve">)</w:t>
+        <w:rPr>
+          <w:b/>
+          <w:bCs/>
+        </w:rPr>
+        <w:t xml:space="preserve">Founding Partner Agreement + IP Licence Deed v1.0 signed</w:t>
+      </w:r>
+      <w:r>
+        <w:t xml:space="preserve"> </w:t>
+      </w:r>
+      <w:r>
+        <w:t xml:space="preserve">— drafts at</w:t>
+      </w:r>
+      <w:r>
+        <w:t xml:space="preserve"> </w:t>
+      </w:r>
+      <w:r>
+        <w:rPr>
+          <w:rStyle w:val="VerbatimChar"/>
+        </w:rPr>
+        <w:t xml:space="preserve">../legal/</w:t>
+      </w:r>
+      <w:r>
+        <w:t xml:space="preserve"> </w:t>
+      </w:r>
+      <w:r>
+        <w:t xml:space="preserve">(v0.1). Awaiting Ange review. Both must be signed together.</w:t>
       </w:r>
     </w:p>
     <w:p>
@@ -179,7 +284,17 @@
         </w:numPr>
       </w:pPr>
       <w:r>
-        <w:t xml:space="preserve">Setup deposit cleared</w:t>
+        <w:rPr>
+          <w:b/>
+          <w:bCs/>
+        </w:rPr>
+        <w:t xml:space="preserve">Setup fee cleared</w:t>
+      </w:r>
+      <w:r>
+        <w:t xml:space="preserve"> </w:t>
+      </w:r>
+      <w:r>
+        <w:t xml:space="preserve">— $2,500 Launch tier (Founding Ten locked rate) invoiced + paid via Kade’s Stripe</w:t>
       </w:r>
     </w:p>
     <w:p>
@@ -206,7 +321,7 @@
         <w:t xml:space="preserve"> </w:t>
       </w:r>
       <w:r>
-        <w:t xml:space="preserve">branch)</w:t>
+        <w:t xml:space="preserve">branch; merge to main before Melisa provisioning)</w:t>
       </w:r>
     </w:p>
     <w:p>
@@ -218,7 +333,7 @@
         </w:numPr>
       </w:pPr>
       <w:r>
-        <w:t xml:space="preserve">Brand pack in hand (name, colours, logo variants, tagline, voice sample)</w:t>
+        <w:t xml:space="preserve">Brand pack in hand (name, colours, logo variants light + dark, tagline, voice sample)</w:t>
       </w:r>
     </w:p>
     <w:p>
@@ -242,7 +357,17 @@
         </w:numPr>
       </w:pPr>
       <w:r>
-        <w:t xml:space="preserve">Stripe account created (her business — separate from BR Stripe)</w:t>
+        <w:rPr>
+          <w:b/>
+          <w:bCs/>
+        </w:rPr>
+        <w:t xml:space="preserve">Melisa’s own Stripe account</w:t>
+      </w:r>
+      <w:r>
+        <w:t xml:space="preserve"> </w:t>
+      </w:r>
+      <w:r>
+        <w:t xml:space="preserve">created — for her clients paying HER via Stripe Connect. Separate from Kade’s Stripe.</w:t>
       </w:r>
     </w:p>
     <w:p>
@@ -254,6 +379,28 @@
         </w:numPr>
       </w:pPr>
       <w:r>
+        <w:rPr>
+          <w:b/>
+          <w:bCs/>
+        </w:rPr>
+        <w:t xml:space="preserve">Kade’s Stripe Customer + Subscription for Melisa’s platform sub</w:t>
+      </w:r>
+      <w:r>
+        <w:t xml:space="preserve"> </w:t>
+      </w:r>
+      <w:r>
+        <w:t xml:space="preserve">— for Kade’s own billing of Melisa per Agreement §6 ($400/mo Launch tier locked for life). Stripe Customer id + Subscription id captured for licence.partnerBilling.</w:t>
+      </w:r>
+    </w:p>
+    <w:p>
+      <w:pPr>
+        <w:pStyle w:val="Compact"/>
+        <w:numPr>
+          <w:ilvl w:val="0"/>
+          <w:numId w:val="1008"/>
+        </w:numPr>
+      </w:pPr>
+      <w:r>
         <w:t xml:space="preserve">Email domain configured (Resend inbound + DKIM/SPF)</w:t>
       </w:r>
     </w:p>
@@ -262,7 +409,7 @@
         <w:pStyle w:val="Compact"/>
         <w:numPr>
           <w:ilvl w:val="0"/>
-          <w:numId w:val="1008"/>
+          <w:numId w:val="1009"/>
         </w:numPr>
       </w:pPr>
       <w:r>
@@ -274,7 +421,7 @@
         <w:pStyle w:val="Compact"/>
         <w:numPr>
           <w:ilvl w:val="0"/>
-          <w:numId w:val="1009"/>
+          <w:numId w:val="1010"/>
         </w:numPr>
       </w:pPr>
       <w:r>
@@ -286,7 +433,7 @@
         <w:pStyle w:val="Compact"/>
         <w:numPr>
           <w:ilvl w:val="0"/>
-          <w:numId w:val="1010"/>
+          <w:numId w:val="1011"/>
         </w:numPr>
       </w:pPr>
       <w:r>
@@ -315,8 +462,8 @@
         </w:pict>
       </w:r>
     </w:p>
-    <w:bookmarkEnd w:id="11"/>
-    <w:bookmarkStart w:id="14" w:name="two-deployment-shapes-pick-one"/>
+    <w:bookmarkEnd w:id="13"/>
+    <w:bookmarkStart w:id="16" w:name="two-deployment-shapes-pick-one"/>
     <w:p>
       <w:pPr>
         <w:pStyle w:val="Heading2"/>
@@ -333,7 +480,7 @@
         <w:t xml:space="preserve">Kade’s call which shape based on Melisa’s scale + urgency.</w:t>
       </w:r>
     </w:p>
-    <w:bookmarkStart w:id="12" w:name="shape-a-separate-vercel-project-simpler"/>
+    <w:bookmarkStart w:id="14" w:name="shape-a-separate-vercel-project-simpler"/>
     <w:p>
       <w:pPr>
         <w:pStyle w:val="Heading3"/>
@@ -347,7 +494,7 @@
         <w:pStyle w:val="Compact"/>
         <w:numPr>
           <w:ilvl w:val="0"/>
-          <w:numId w:val="1011"/>
+          <w:numId w:val="1012"/>
         </w:numPr>
       </w:pPr>
       <w:r>
@@ -389,7 +536,7 @@
         <w:pStyle w:val="Compact"/>
         <w:numPr>
           <w:ilvl w:val="0"/>
-          <w:numId w:val="1011"/>
+          <w:numId w:val="1012"/>
         </w:numPr>
       </w:pPr>
       <w:r>
@@ -401,7 +548,7 @@
         <w:pStyle w:val="Compact"/>
         <w:numPr>
           <w:ilvl w:val="0"/>
-          <w:numId w:val="1011"/>
+          <w:numId w:val="1012"/>
         </w:numPr>
       </w:pPr>
       <w:r>
@@ -413,15 +560,15 @@
         <w:pStyle w:val="Compact"/>
         <w:numPr>
           <w:ilvl w:val="0"/>
-          <w:numId w:val="1011"/>
+          <w:numId w:val="1012"/>
         </w:numPr>
       </w:pPr>
       <w:r>
         <w:t xml:space="preserve">Downside: divergent codebase — bug fixes have to be manually forwarded</w:t>
       </w:r>
     </w:p>
-    <w:bookmarkEnd w:id="12"/>
-    <w:bookmarkStart w:id="13" w:name="X52d96c3089409c85bbf3ef95e70ec5faa9fba8f"/>
+    <w:bookmarkEnd w:id="14"/>
+    <w:bookmarkStart w:id="15" w:name="X52d96c3089409c85bbf3ef95e70ec5faa9fba8f"/>
     <w:p>
       <w:pPr>
         <w:pStyle w:val="Heading3"/>
@@ -435,7 +582,7 @@
         <w:pStyle w:val="Compact"/>
         <w:numPr>
           <w:ilvl w:val="0"/>
-          <w:numId w:val="1012"/>
+          <w:numId w:val="1013"/>
         </w:numPr>
       </w:pPr>
       <w:r>
@@ -447,7 +594,7 @@
         <w:pStyle w:val="Compact"/>
         <w:numPr>
           <w:ilvl w:val="0"/>
-          <w:numId w:val="1012"/>
+          <w:numId w:val="1013"/>
         </w:numPr>
       </w:pPr>
       <w:r>
@@ -459,7 +606,7 @@
         <w:pStyle w:val="Compact"/>
         <w:numPr>
           <w:ilvl w:val="0"/>
-          <w:numId w:val="1012"/>
+          <w:numId w:val="1013"/>
         </w:numPr>
       </w:pPr>
       <w:r>
@@ -471,7 +618,7 @@
         <w:pStyle w:val="Compact"/>
         <w:numPr>
           <w:ilvl w:val="0"/>
-          <w:numId w:val="1012"/>
+          <w:numId w:val="1013"/>
         </w:numPr>
       </w:pPr>
       <w:r>
@@ -483,7 +630,7 @@
         <w:pStyle w:val="Compact"/>
         <w:numPr>
           <w:ilvl w:val="0"/>
-          <w:numId w:val="1012"/>
+          <w:numId w:val="1013"/>
         </w:numPr>
       </w:pPr>
       <w:r>
@@ -515,9 +662,9 @@
         </w:pict>
       </w:r>
     </w:p>
-    <w:bookmarkEnd w:id="13"/>
-    <w:bookmarkEnd w:id="14"/>
-    <w:bookmarkStart w:id="23" w:name="X98e3de25774e0d5726fc99067743068e6f38ede"/>
+    <w:bookmarkEnd w:id="15"/>
+    <w:bookmarkEnd w:id="16"/>
+    <w:bookmarkStart w:id="25" w:name="X98e3de25774e0d5726fc99067743068e6f38ede"/>
     <w:p>
       <w:pPr>
         <w:pStyle w:val="Heading2"/>
@@ -534,7 +681,7 @@
         <w:t xml:space="preserve">Ordered checklist. Each step is small — do NOT batch. Confirm each before moving to next.</w:t>
       </w:r>
     </w:p>
-    <w:bookmarkStart w:id="15" w:name="fresh-supabase-project"/>
+    <w:bookmarkStart w:id="17" w:name="fresh-supabase-project"/>
     <w:p>
       <w:pPr>
         <w:pStyle w:val="Heading3"/>
@@ -548,7 +695,7 @@
         <w:pStyle w:val="Compact"/>
         <w:numPr>
           <w:ilvl w:val="0"/>
-          <w:numId w:val="1013"/>
+          <w:numId w:val="1014"/>
         </w:numPr>
       </w:pPr>
       <w:r>
@@ -560,7 +707,7 @@
         <w:pStyle w:val="Compact"/>
         <w:numPr>
           <w:ilvl w:val="0"/>
-          <w:numId w:val="1014"/>
+          <w:numId w:val="1015"/>
         </w:numPr>
       </w:pPr>
       <w:r>
@@ -587,7 +734,7 @@
         <w:pStyle w:val="Compact"/>
         <w:numPr>
           <w:ilvl w:val="0"/>
-          <w:numId w:val="1015"/>
+          <w:numId w:val="1016"/>
         </w:numPr>
       </w:pPr>
       <w:r>
@@ -599,7 +746,7 @@
         <w:pStyle w:val="Compact"/>
         <w:numPr>
           <w:ilvl w:val="0"/>
-          <w:numId w:val="1016"/>
+          <w:numId w:val="1017"/>
         </w:numPr>
       </w:pPr>
       <w:r>
@@ -611,15 +758,15 @@
         <w:pStyle w:val="Compact"/>
         <w:numPr>
           <w:ilvl w:val="0"/>
-          <w:numId w:val="1017"/>
+          <w:numId w:val="1018"/>
         </w:numPr>
       </w:pPr>
       <w:r>
         <w:t xml:space="preserve">Note her coach_id UUID (needed for tenant_config seed if Phase 2 is wired)</w:t>
       </w:r>
     </w:p>
-    <w:bookmarkEnd w:id="15"/>
-    <w:bookmarkStart w:id="16" w:name="fresh-vercel-project"/>
+    <w:bookmarkEnd w:id="17"/>
+    <w:bookmarkStart w:id="18" w:name="fresh-vercel-project"/>
     <w:p>
       <w:pPr>
         <w:pStyle w:val="Heading3"/>
@@ -633,7 +780,7 @@
         <w:pStyle w:val="Compact"/>
         <w:numPr>
           <w:ilvl w:val="0"/>
-          <w:numId w:val="1018"/>
+          <w:numId w:val="1019"/>
         </w:numPr>
       </w:pPr>
       <w:r>
@@ -675,7 +822,7 @@
         <w:pStyle w:val="Compact"/>
         <w:numPr>
           <w:ilvl w:val="0"/>
-          <w:numId w:val="1019"/>
+          <w:numId w:val="1020"/>
         </w:numPr>
       </w:pPr>
       <w:r>
@@ -702,7 +849,7 @@
         <w:pStyle w:val="Compact"/>
         <w:numPr>
           <w:ilvl w:val="0"/>
-          <w:numId w:val="1020"/>
+          <w:numId w:val="1021"/>
         </w:numPr>
       </w:pPr>
       <w:r>
@@ -714,15 +861,15 @@
         <w:pStyle w:val="Compact"/>
         <w:numPr>
           <w:ilvl w:val="0"/>
-          <w:numId w:val="1021"/>
+          <w:numId w:val="1022"/>
         </w:numPr>
       </w:pPr>
       <w:r>
         <w:t xml:space="preserve">Connect her custom domain via Vercel (DNS setup per Vercel docs)</w:t>
       </w:r>
     </w:p>
-    <w:bookmarkEnd w:id="16"/>
-    <w:bookmarkStart w:id="17" w:name="env-vars-melisas-vercel-project"/>
+    <w:bookmarkEnd w:id="18"/>
+    <w:bookmarkStart w:id="19" w:name="env-vars-melisas-vercel-project"/>
     <w:p>
       <w:pPr>
         <w:pStyle w:val="Heading3"/>
@@ -892,8 +1039,8 @@
         <w:t xml:space="preserve">- [ ] Any BR-specific env vars: set to sensible defaults or leave unset</w:t>
       </w:r>
     </w:p>
-    <w:bookmarkEnd w:id="17"/>
-    <w:bookmarkStart w:id="18" w:name="X9227cec63b5202fe7864de748b8c74e3913dc05"/>
+    <w:bookmarkEnd w:id="19"/>
+    <w:bookmarkStart w:id="20" w:name="X9227cec63b5202fe7864de748b8c74e3913dc05"/>
     <w:p>
       <w:pPr>
         <w:pStyle w:val="Heading3"/>
@@ -1372,8 +1519,8 @@
         <w:t xml:space="preserve">'A'</w:t>
       </w:r>
     </w:p>
-    <w:bookmarkEnd w:id="18"/>
-    <w:bookmarkStart w:id="19" w:name="X2bca94d336c6ec1ca5ba2b5d143fdd5b30c9035"/>
+    <w:bookmarkEnd w:id="20"/>
+    <w:bookmarkStart w:id="21" w:name="X2bca94d336c6ec1ca5ba2b5d143fdd5b30c9035"/>
     <w:p>
       <w:pPr>
         <w:pStyle w:val="Heading3"/>
@@ -1503,8 +1650,8 @@
         <w:t xml:space="preserve">Do NOT try to override every hardcoded string this pass — only what the client and her leads will actually see. The full de-hardcode is Phase 2’s L-effort work.</w:t>
       </w:r>
     </w:p>
-    <w:bookmarkEnd w:id="19"/>
-    <w:bookmarkStart w:id="20" w:name="email-deliverability"/>
+    <w:bookmarkEnd w:id="21"/>
+    <w:bookmarkStart w:id="22" w:name="email-deliverability"/>
     <w:p>
       <w:pPr>
         <w:pStyle w:val="Heading3"/>
@@ -1518,7 +1665,7 @@
         <w:pStyle w:val="Compact"/>
         <w:numPr>
           <w:ilvl w:val="0"/>
-          <w:numId w:val="1022"/>
+          <w:numId w:val="1023"/>
         </w:numPr>
       </w:pPr>
       <w:r>
@@ -1530,7 +1677,7 @@
         <w:pStyle w:val="Compact"/>
         <w:numPr>
           <w:ilvl w:val="0"/>
-          <w:numId w:val="1023"/>
+          <w:numId w:val="1024"/>
         </w:numPr>
       </w:pPr>
       <w:r>
@@ -1542,15 +1689,15 @@
         <w:pStyle w:val="Compact"/>
         <w:numPr>
           <w:ilvl w:val="0"/>
-          <w:numId w:val="1024"/>
+          <w:numId w:val="1025"/>
         </w:numPr>
       </w:pPr>
       <w:r>
         <w:t xml:space="preserve">Verify NOT junking</w:t>
       </w:r>
     </w:p>
-    <w:bookmarkEnd w:id="20"/>
-    <w:bookmarkStart w:id="21" w:name="stripe-wiring"/>
+    <w:bookmarkEnd w:id="22"/>
+    <w:bookmarkStart w:id="23" w:name="stripe-wiring"/>
     <w:p>
       <w:pPr>
         <w:pStyle w:val="Heading3"/>
@@ -1564,7 +1711,7 @@
         <w:pStyle w:val="Compact"/>
         <w:numPr>
           <w:ilvl w:val="0"/>
-          <w:numId w:val="1025"/>
+          <w:numId w:val="1026"/>
         </w:numPr>
       </w:pPr>
       <w:r>
@@ -1576,7 +1723,7 @@
         <w:pStyle w:val="Compact"/>
         <w:numPr>
           <w:ilvl w:val="0"/>
-          <w:numId w:val="1026"/>
+          <w:numId w:val="1027"/>
         </w:numPr>
       </w:pPr>
       <w:r>
@@ -1588,15 +1735,15 @@
         <w:pStyle w:val="Compact"/>
         <w:numPr>
           <w:ilvl w:val="0"/>
-          <w:numId w:val="1027"/>
+          <w:numId w:val="1028"/>
         </w:numPr>
       </w:pPr>
       <w:r>
         <w:t xml:space="preserve">Test a $1 charge on a test card → verify reaches her Stripe + fires webhook</w:t>
       </w:r>
     </w:p>
-    <w:bookmarkEnd w:id="21"/>
-    <w:bookmarkStart w:id="22" w:name="content-seeding"/>
+    <w:bookmarkEnd w:id="23"/>
+    <w:bookmarkStart w:id="24" w:name="content-seeding"/>
     <w:p>
       <w:pPr>
         <w:pStyle w:val="Heading3"/>
@@ -1610,7 +1757,7 @@
         <w:pStyle w:val="Compact"/>
         <w:numPr>
           <w:ilvl w:val="0"/>
-          <w:numId w:val="1028"/>
+          <w:numId w:val="1029"/>
         </w:numPr>
       </w:pPr>
       <w:r>
@@ -1622,7 +1769,7 @@
         <w:pStyle w:val="Compact"/>
         <w:numPr>
           <w:ilvl w:val="0"/>
-          <w:numId w:val="1029"/>
+          <w:numId w:val="1030"/>
         </w:numPr>
       </w:pPr>
       <w:r>
@@ -1634,7 +1781,7 @@
         <w:pStyle w:val="Compact"/>
         <w:numPr>
           <w:ilvl w:val="0"/>
-          <w:numId w:val="1030"/>
+          <w:numId w:val="1031"/>
         </w:numPr>
       </w:pPr>
       <w:r>
@@ -1646,7 +1793,7 @@
         <w:pStyle w:val="Compact"/>
         <w:numPr>
           <w:ilvl w:val="0"/>
-          <w:numId w:val="1031"/>
+          <w:numId w:val="1032"/>
         </w:numPr>
       </w:pPr>
       <w:r>
@@ -1660,9 +1807,9 @@
         </w:pict>
       </w:r>
     </w:p>
-    <w:bookmarkEnd w:id="22"/>
-    <w:bookmarkEnd w:id="23"/>
-    <w:bookmarkStart w:id="24" w:name="Xf8aa464a261501281a29c93bfbadfcb5de7262e"/>
+    <w:bookmarkEnd w:id="24"/>
+    <w:bookmarkEnd w:id="25"/>
+    <w:bookmarkStart w:id="26" w:name="Xf8aa464a261501281a29c93bfbadfcb5de7262e"/>
     <w:p>
       <w:pPr>
         <w:pStyle w:val="Heading2"/>
@@ -1684,7 +1831,7 @@
         <w:pStyle w:val="Compact"/>
         <w:numPr>
           <w:ilvl w:val="0"/>
-          <w:numId w:val="1032"/>
+          <w:numId w:val="1033"/>
         </w:numPr>
       </w:pPr>
       <w:r>
@@ -1708,7 +1855,7 @@
         <w:pStyle w:val="Compact"/>
         <w:numPr>
           <w:ilvl w:val="0"/>
-          <w:numId w:val="1033"/>
+          <w:numId w:val="1034"/>
         </w:numPr>
       </w:pPr>
       <w:r>
@@ -1720,7 +1867,7 @@
         <w:pStyle w:val="Compact"/>
         <w:numPr>
           <w:ilvl w:val="0"/>
-          <w:numId w:val="1034"/>
+          <w:numId w:val="1035"/>
         </w:numPr>
       </w:pPr>
       <w:r>
@@ -1732,7 +1879,7 @@
         <w:pStyle w:val="Compact"/>
         <w:numPr>
           <w:ilvl w:val="0"/>
-          <w:numId w:val="1035"/>
+          <w:numId w:val="1036"/>
         </w:numPr>
       </w:pPr>
       <w:r>
@@ -1744,7 +1891,7 @@
         <w:pStyle w:val="Compact"/>
         <w:numPr>
           <w:ilvl w:val="0"/>
-          <w:numId w:val="1036"/>
+          <w:numId w:val="1037"/>
         </w:numPr>
       </w:pPr>
       <w:r>
@@ -1756,7 +1903,7 @@
         <w:pStyle w:val="Compact"/>
         <w:numPr>
           <w:ilvl w:val="0"/>
-          <w:numId w:val="1037"/>
+          <w:numId w:val="1038"/>
         </w:numPr>
       </w:pPr>
       <w:r>
@@ -1768,7 +1915,7 @@
         <w:pStyle w:val="Compact"/>
         <w:numPr>
           <w:ilvl w:val="0"/>
-          <w:numId w:val="1038"/>
+          <w:numId w:val="1039"/>
         </w:numPr>
       </w:pPr>
       <w:r>
@@ -1780,7 +1927,7 @@
         <w:pStyle w:val="Compact"/>
         <w:numPr>
           <w:ilvl w:val="0"/>
-          <w:numId w:val="1039"/>
+          <w:numId w:val="1040"/>
         </w:numPr>
       </w:pPr>
       <w:r>
@@ -1792,7 +1939,7 @@
         <w:pStyle w:val="Compact"/>
         <w:numPr>
           <w:ilvl w:val="0"/>
-          <w:numId w:val="1040"/>
+          <w:numId w:val="1041"/>
         </w:numPr>
       </w:pPr>
       <w:r>
@@ -1804,7 +1951,7 @@
         <w:pStyle w:val="Compact"/>
         <w:numPr>
           <w:ilvl w:val="0"/>
-          <w:numId w:val="1041"/>
+          <w:numId w:val="1042"/>
         </w:numPr>
       </w:pPr>
       <w:r>
@@ -1816,7 +1963,7 @@
         <w:pStyle w:val="Compact"/>
         <w:numPr>
           <w:ilvl w:val="0"/>
-          <w:numId w:val="1042"/>
+          <w:numId w:val="1043"/>
         </w:numPr>
       </w:pPr>
       <w:r>
@@ -1830,8 +1977,8 @@
         </w:pict>
       </w:r>
     </w:p>
-    <w:bookmarkEnd w:id="24"/>
-    <w:bookmarkStart w:id="25" w:name="X2b464d6ec94afd59653986c81ccc9320d131c16"/>
+    <w:bookmarkEnd w:id="26"/>
+    <w:bookmarkStart w:id="27" w:name="X2b464d6ec94afd59653986c81ccc9320d131c16"/>
     <w:p>
       <w:pPr>
         <w:pStyle w:val="Heading2"/>
@@ -1879,8 +2026,8 @@
         </w:pict>
       </w:r>
     </w:p>
-    <w:bookmarkEnd w:id="25"/>
-    <w:bookmarkStart w:id="26" w:name="rollback-plan-if-pilot-goes-sideways"/>
+    <w:bookmarkEnd w:id="27"/>
+    <w:bookmarkStart w:id="28" w:name="rollback-plan-if-pilot-goes-sideways"/>
     <w:p>
       <w:pPr>
         <w:pStyle w:val="Heading2"/>
@@ -1948,8 +2095,8 @@
         </w:pict>
       </w:r>
     </w:p>
-    <w:bookmarkEnd w:id="26"/>
-    <w:bookmarkStart w:id="27" w:name="what-were-learning-from-pilot-zero"/>
+    <w:bookmarkEnd w:id="28"/>
+    <w:bookmarkStart w:id="29" w:name="what-were-learning-from-pilot-zero"/>
     <w:p>
       <w:pPr>
         <w:pStyle w:val="Heading2"/>
@@ -1987,7 +2134,7 @@
         <w:pStyle w:val="Compact"/>
         <w:numPr>
           <w:ilvl w:val="0"/>
-          <w:numId w:val="1043"/>
+          <w:numId w:val="1044"/>
         </w:numPr>
       </w:pPr>
       <w:r>
@@ -1999,7 +2146,7 @@
         <w:pStyle w:val="Compact"/>
         <w:numPr>
           <w:ilvl w:val="0"/>
-          <w:numId w:val="1043"/>
+          <w:numId w:val="1044"/>
         </w:numPr>
       </w:pPr>
       <w:r>
@@ -2020,7 +2167,7 @@
         <w:pStyle w:val="Compact"/>
         <w:numPr>
           <w:ilvl w:val="0"/>
-          <w:numId w:val="1043"/>
+          <w:numId w:val="1044"/>
         </w:numPr>
       </w:pPr>
       <w:r>
@@ -2032,7 +2179,7 @@
         <w:pStyle w:val="Compact"/>
         <w:numPr>
           <w:ilvl w:val="0"/>
-          <w:numId w:val="1043"/>
+          <w:numId w:val="1044"/>
         </w:numPr>
       </w:pPr>
       <w:r>
@@ -2044,7 +2191,7 @@
         <w:pStyle w:val="Compact"/>
         <w:numPr>
           <w:ilvl w:val="0"/>
-          <w:numId w:val="1043"/>
+          <w:numId w:val="1044"/>
         </w:numPr>
       </w:pPr>
       <w:r>
@@ -2056,7 +2203,7 @@
         <w:pStyle w:val="Compact"/>
         <w:numPr>
           <w:ilvl w:val="0"/>
-          <w:numId w:val="1043"/>
+          <w:numId w:val="1044"/>
         </w:numPr>
       </w:pPr>
       <w:r>
@@ -2096,8 +2243,8 @@
         </w:pict>
       </w:r>
     </w:p>
-    <w:bookmarkEnd w:id="27"/>
-    <w:bookmarkStart w:id="30" w:name="related"/>
+    <w:bookmarkEnd w:id="29"/>
+    <w:bookmarkStart w:id="32" w:name="related"/>
     <w:p>
       <w:pPr>
         <w:pStyle w:val="Heading2"/>
@@ -2111,7 +2258,7 @@
         <w:pStyle w:val="Compact"/>
         <w:numPr>
           <w:ilvl w:val="0"/>
-          <w:numId w:val="1044"/>
+          <w:numId w:val="1045"/>
         </w:numPr>
       </w:pPr>
       <w:hyperlink r:id="rId9">
@@ -2134,7 +2281,7 @@
         <w:pStyle w:val="Compact"/>
         <w:numPr>
           <w:ilvl w:val="0"/>
-          <w:numId w:val="1044"/>
+          <w:numId w:val="1045"/>
         </w:numPr>
       </w:pPr>
       <w:hyperlink r:id="rId10">
@@ -2157,10 +2304,10 @@
         <w:pStyle w:val="Compact"/>
         <w:numPr>
           <w:ilvl w:val="0"/>
-          <w:numId w:val="1044"/>
-        </w:numPr>
-      </w:pPr>
-      <w:hyperlink r:id="rId28">
+          <w:numId w:val="1045"/>
+        </w:numPr>
+      </w:pPr>
+      <w:hyperlink r:id="rId30">
         <w:r>
           <w:rPr>
             <w:rStyle w:val="Hyperlink"/>
@@ -2180,10 +2327,10 @@
         <w:pStyle w:val="Compact"/>
         <w:numPr>
           <w:ilvl w:val="0"/>
-          <w:numId w:val="1044"/>
-        </w:numPr>
-      </w:pPr>
-      <w:hyperlink r:id="rId29">
+          <w:numId w:val="1045"/>
+        </w:numPr>
+      </w:pPr>
+      <w:hyperlink r:id="rId31">
         <w:r>
           <w:rPr>
             <w:rStyle w:val="Hyperlink"/>
@@ -2203,7 +2350,7 @@
         <w:pStyle w:val="Compact"/>
         <w:numPr>
           <w:ilvl w:val="0"/>
-          <w:numId w:val="1044"/>
+          <w:numId w:val="1045"/>
         </w:numPr>
       </w:pPr>
       <w:r>
@@ -2224,7 +2371,7 @@
         <w:pStyle w:val="Compact"/>
         <w:numPr>
           <w:ilvl w:val="0"/>
-          <w:numId w:val="1044"/>
+          <w:numId w:val="1045"/>
         </w:numPr>
       </w:pPr>
       <w:r>
@@ -2240,8 +2387,8 @@
         <w:t xml:space="preserve">(06_SAAS_PLATFORM_BUILD/sql/) — Phase 2 DB migration (post-pilot execution)</w:t>
       </w:r>
     </w:p>
-    <w:bookmarkEnd w:id="30"/>
-    <w:bookmarkEnd w:id="31"/>
+    <w:bookmarkEnd w:id="32"/>
+    <w:bookmarkEnd w:id="33"/>
     <w:sectPr>
       <w:footnotePr>
         <w:numRestart w:val="eachSect"/>
@@ -2565,13 +2712,13 @@
     <w:abstractNumId w:val="992"/>
   </w:num>
   <w:num w:numId="1011">
-    <w:abstractNumId w:val="991"/>
+    <w:abstractNumId w:val="992"/>
   </w:num>
   <w:num w:numId="1012">
     <w:abstractNumId w:val="991"/>
   </w:num>
   <w:num w:numId="1013">
-    <w:abstractNumId w:val="992"/>
+    <w:abstractNumId w:val="991"/>
   </w:num>
   <w:num w:numId="1014">
     <w:abstractNumId w:val="992"/>
@@ -2661,9 +2808,12 @@
     <w:abstractNumId w:val="992"/>
   </w:num>
   <w:num w:numId="1043">
+    <w:abstractNumId w:val="992"/>
+  </w:num>
+  <w:num w:numId="1044">
     <w:abstractNumId w:val="991"/>
   </w:num>
-  <w:num w:numId="1044">
+  <w:num w:numId="1045">
     <w:abstractNumId w:val="991"/>
   </w:num>
 </w:numbering>

--- a/public/docs/saas-buildout/founding-ten/onboarding/MELISA_PILOT_ZERO_DEPLOYMENT_RUNBOOK.docx
+++ b/public/docs/saas-buildout/founding-ten/onboarding/MELISA_PILOT_ZERO_DEPLOYMENT_RUNBOOK.docx
@@ -66,7 +66,7 @@
         <w:pStyle w:val="BodyText"/>
       </w:pPr>
       <w:r>
-        <w:t xml:space="preserve">Pilot zero = the first hand-gloved SOT partner deployment. Purpose: prove the deployment shape end-to-end so the runbook can be tightened before onboarding partners #2-#10.</w:t>
+        <w:t xml:space="preserve">Pilot zero = the first hand-gloved Collective partner deployment. Purpose: prove the deployment shape end-to-end so the runbook can be tightened before onboarding partners #2-#10.</w:t>
       </w:r>
     </w:p>
     <w:p>
